--- a/Project Proposal.docx
+++ b/Project Proposal.docx
@@ -16,7 +16,389 @@
           <w14:ligatures w14:val="none"/>
         </w:rPr>
       </w:pPr>
-      <w:r>
+    </w:p>
+    <w:p>
+      <w:pPr>
+        <w:pStyle w:val="Title"/>
+        <w:jc w:val="center"/>
+        <w:rPr>
+          <w:rFonts w:eastAsia="Times New Roman"/>
+          <w:sz w:val="76"/>
+          <w:szCs w:val="76"/>
+        </w:rPr>
+      </w:pPr>
+      <w:r>
+        <w:rPr>
+          <w:rFonts w:eastAsia="Times New Roman"/>
+          <w:sz w:val="76"/>
+          <w:szCs w:val="76"/>
+        </w:rPr>
+        <w:t>Kathmandu University</w:t>
+      </w:r>
+    </w:p>
+    <w:p>
+      <w:pPr>
+        <w:pStyle w:val="Title"/>
+        <w:jc w:val="center"/>
+        <w:rPr>
+          <w:rFonts w:eastAsia="Times New Roman"/>
+        </w:rPr>
+      </w:pPr>
+    </w:p>
+    <w:p>
+      <w:pPr>
+        <w:jc w:val="center"/>
+      </w:pPr>
+      <w:r>
+        <w:rPr>
+          <w:noProof/>
+        </w:rPr>
+        <w:drawing>
+          <wp:inline distT="0" distB="0" distL="0" distR="0" wp14:anchorId="5F084B3E" wp14:editId="19848A8C">
+            <wp:extent cx="2626110" cy="2445327"/>
+            <wp:effectExtent l="0" t="0" r="0" b="0"/>
+            <wp:docPr id="1" name="Picture 1"/>
+            <wp:cNvGraphicFramePr>
+              <a:graphicFrameLocks xmlns:a="http://schemas.openxmlformats.org/drawingml/2006/main" noChangeAspect="1"/>
+            </wp:cNvGraphicFramePr>
+            <a:graphic xmlns:a="http://schemas.openxmlformats.org/drawingml/2006/main">
+              <a:graphicData uri="http://schemas.openxmlformats.org/drawingml/2006/picture">
+                <pic:pic xmlns:pic="http://schemas.openxmlformats.org/drawingml/2006/picture">
+                  <pic:nvPicPr>
+                    <pic:cNvPr id="1" name="Picture 1"/>
+                    <pic:cNvPicPr/>
+                  </pic:nvPicPr>
+                  <pic:blipFill>
+                    <a:blip r:embed="rId5">
+                      <a:extLst>
+                        <a:ext uri="{28A0092B-C50C-407E-A947-70E740481C1C}">
+                          <a14:useLocalDpi xmlns:a14="http://schemas.microsoft.com/office/drawing/2010/main" val="0"/>
+                        </a:ext>
+                        <a:ext uri="{837473B0-CC2E-450A-ABE3-18F120FF3D39}">
+                          <a1611:picAttrSrcUrl xmlns:a1611="http://schemas.microsoft.com/office/drawing/2016/11/main" r:id="rId6"/>
+                        </a:ext>
+                      </a:extLst>
+                    </a:blip>
+                    <a:stretch>
+                      <a:fillRect/>
+                    </a:stretch>
+                  </pic:blipFill>
+                  <pic:spPr>
+                    <a:xfrm>
+                      <a:off x="0" y="0"/>
+                      <a:ext cx="2649555" cy="2467158"/>
+                    </a:xfrm>
+                    <a:prstGeom prst="rect">
+                      <a:avLst/>
+                    </a:prstGeom>
+                  </pic:spPr>
+                </pic:pic>
+              </a:graphicData>
+            </a:graphic>
+          </wp:inline>
+        </w:drawing>
+      </w:r>
+    </w:p>
+    <w:p>
+      <w:pPr>
+        <w:jc w:val="center"/>
+        <w:rPr>
+          <w:rFonts w:ascii="Times New Roman" w:hAnsi="Times New Roman" w:cs="Times New Roman"/>
+          <w:sz w:val="48"/>
+          <w:szCs w:val="48"/>
+        </w:rPr>
+      </w:pPr>
+    </w:p>
+    <w:p>
+      <w:pPr>
+        <w:spacing w:before="100" w:beforeAutospacing="1" w:after="100" w:afterAutospacing="1" w:line="240" w:lineRule="auto"/>
+        <w:jc w:val="center"/>
+        <w:outlineLvl w:val="1"/>
+        <w:rPr>
+          <w:rFonts w:ascii="Times New Roman" w:eastAsia="Times New Roman" w:hAnsi="Times New Roman" w:cs="Times New Roman"/>
+          <w:b/>
+          <w:bCs/>
+          <w:kern w:val="0"/>
+          <w:sz w:val="48"/>
+          <w:szCs w:val="48"/>
+          <w14:ligatures w14:val="none"/>
+        </w:rPr>
+      </w:pPr>
+      <w:r>
+        <w:rPr>
+          <w:rFonts w:ascii="Times New Roman" w:eastAsia="Times New Roman" w:hAnsi="Times New Roman" w:cs="Times New Roman"/>
+          <w:b/>
+          <w:bCs/>
+          <w:kern w:val="0"/>
+          <w:sz w:val="48"/>
+          <w:szCs w:val="48"/>
+          <w14:ligatures w14:val="none"/>
+        </w:rPr>
+        <w:t>Remittance Inflow Analysis</w:t>
+      </w:r>
+    </w:p>
+    <w:p>
+      <w:pPr>
+        <w:spacing w:before="100" w:beforeAutospacing="1" w:after="100" w:afterAutospacing="1" w:line="240" w:lineRule="auto"/>
+        <w:jc w:val="center"/>
+        <w:outlineLvl w:val="1"/>
+        <w:rPr>
+          <w:rFonts w:ascii="Times New Roman" w:eastAsia="Times New Roman" w:hAnsi="Times New Roman" w:cs="Times New Roman"/>
+          <w:b/>
+          <w:bCs/>
+          <w:kern w:val="0"/>
+          <w:sz w:val="48"/>
+          <w:szCs w:val="48"/>
+          <w14:ligatures w14:val="none"/>
+        </w:rPr>
+      </w:pPr>
+      <w:r>
+        <w:rPr>
+          <w:rFonts w:ascii="Times New Roman" w:eastAsia="Times New Roman" w:hAnsi="Times New Roman" w:cs="Times New Roman"/>
+          <w:i/>
+          <w:iCs/>
+          <w:kern w:val="0"/>
+          <w:szCs w:val="24"/>
+          <w14:ligatures w14:val="none"/>
+        </w:rPr>
+        <w:t>A Project Proposal</w:t>
+      </w:r>
+    </w:p>
+    <w:p>
+      <w:pPr>
+        <w:spacing w:before="100" w:beforeAutospacing="1" w:after="100" w:afterAutospacing="1" w:line="240" w:lineRule="auto"/>
+        <w:outlineLvl w:val="1"/>
+        <w:rPr>
+          <w:rFonts w:ascii="Times New Roman" w:eastAsia="Times New Roman" w:hAnsi="Times New Roman" w:cs="Times New Roman"/>
+          <w:kern w:val="0"/>
+          <w:sz w:val="28"/>
+          <w:szCs w:val="28"/>
+          <w14:ligatures w14:val="none"/>
+        </w:rPr>
+      </w:pPr>
+      <w:r>
+        <w:rPr>
+          <w:rFonts w:ascii="Times New Roman" w:eastAsia="Times New Roman" w:hAnsi="Times New Roman" w:cs="Times New Roman"/>
+          <w:b/>
+          <w:bCs/>
+          <w:kern w:val="0"/>
+          <w:sz w:val="28"/>
+          <w:szCs w:val="28"/>
+          <w14:ligatures w14:val="none"/>
+        </w:rPr>
+        <w:t>Submitted by</w:t>
+      </w:r>
+      <w:r>
+        <w:rPr>
+          <w:rFonts w:ascii="Times New Roman" w:eastAsia="Times New Roman" w:hAnsi="Times New Roman" w:cs="Times New Roman"/>
+          <w:kern w:val="0"/>
+          <w:sz w:val="28"/>
+          <w:szCs w:val="28"/>
+          <w14:ligatures w14:val="none"/>
+        </w:rPr>
+        <w:t>: Team 2</w:t>
+      </w:r>
+      <w:r>
+        <w:rPr>
+          <w:rFonts w:ascii="Times New Roman" w:eastAsia="Times New Roman" w:hAnsi="Times New Roman" w:cs="Times New Roman"/>
+          <w:kern w:val="0"/>
+          <w:sz w:val="28"/>
+          <w:szCs w:val="28"/>
+          <w14:ligatures w14:val="none"/>
+        </w:rPr>
+        <w:t xml:space="preserve">                                                 </w:t>
+      </w:r>
+      <w:r>
+        <w:rPr>
+          <w:rFonts w:ascii="Times New Roman" w:eastAsia="Times New Roman" w:hAnsi="Times New Roman" w:cs="Times New Roman"/>
+          <w:b/>
+          <w:bCs/>
+          <w:kern w:val="0"/>
+          <w:sz w:val="28"/>
+          <w:szCs w:val="28"/>
+          <w14:ligatures w14:val="none"/>
+        </w:rPr>
+        <w:t>Submitted To</w:t>
+      </w:r>
+      <w:r>
+        <w:rPr>
+          <w:rFonts w:ascii="Times New Roman" w:eastAsia="Times New Roman" w:hAnsi="Times New Roman" w:cs="Times New Roman"/>
+          <w:kern w:val="0"/>
+          <w:sz w:val="28"/>
+          <w:szCs w:val="28"/>
+          <w14:ligatures w14:val="none"/>
+        </w:rPr>
+        <w:t>:</w:t>
+      </w:r>
+    </w:p>
+    <w:p>
+      <w:pPr>
+        <w:spacing w:before="100" w:beforeAutospacing="1" w:after="100" w:afterAutospacing="1" w:line="240" w:lineRule="auto"/>
+        <w:outlineLvl w:val="1"/>
+        <w:rPr>
+          <w:rFonts w:ascii="Times New Roman" w:eastAsia="Times New Roman" w:hAnsi="Times New Roman" w:cs="Times New Roman"/>
+          <w:kern w:val="0"/>
+          <w:sz w:val="28"/>
+          <w:szCs w:val="28"/>
+          <w14:ligatures w14:val="none"/>
+        </w:rPr>
+      </w:pPr>
+      <w:r>
+        <w:rPr>
+          <w:rFonts w:ascii="Times New Roman" w:eastAsia="Times New Roman" w:hAnsi="Times New Roman" w:cs="Times New Roman"/>
+          <w:kern w:val="0"/>
+          <w:sz w:val="28"/>
+          <w:szCs w:val="28"/>
+          <w14:ligatures w14:val="none"/>
+        </w:rPr>
+        <w:t>Rastriyata Nepal</w:t>
+      </w:r>
+      <w:r>
+        <w:rPr>
+          <w:rFonts w:ascii="Times New Roman" w:eastAsia="Times New Roman" w:hAnsi="Times New Roman" w:cs="Times New Roman"/>
+          <w:kern w:val="0"/>
+          <w:sz w:val="28"/>
+          <w:szCs w:val="28"/>
+          <w14:ligatures w14:val="none"/>
+        </w:rPr>
+        <w:t xml:space="preserve">                                                           Prof. Dr. Jyoti Upadhyaya</w:t>
+      </w:r>
+    </w:p>
+    <w:p>
+      <w:pPr>
+        <w:spacing w:before="100" w:beforeAutospacing="1" w:after="100" w:afterAutospacing="1" w:line="240" w:lineRule="auto"/>
+        <w:outlineLvl w:val="1"/>
+        <w:rPr>
+          <w:rFonts w:ascii="Times New Roman" w:eastAsia="Times New Roman" w:hAnsi="Times New Roman" w:cs="Times New Roman"/>
+          <w:kern w:val="0"/>
+          <w:sz w:val="28"/>
+          <w:szCs w:val="28"/>
+          <w14:ligatures w14:val="none"/>
+        </w:rPr>
+      </w:pPr>
+      <w:r>
+        <w:rPr>
+          <w:rFonts w:ascii="Times New Roman" w:eastAsia="Times New Roman" w:hAnsi="Times New Roman" w:cs="Times New Roman"/>
+          <w:kern w:val="0"/>
+          <w:sz w:val="28"/>
+          <w:szCs w:val="28"/>
+          <w14:ligatures w14:val="none"/>
+        </w:rPr>
+        <w:t>Shuveccha Sharma</w:t>
+      </w:r>
+    </w:p>
+    <w:p>
+      <w:pPr>
+        <w:spacing w:before="100" w:beforeAutospacing="1" w:after="100" w:afterAutospacing="1" w:line="240" w:lineRule="auto"/>
+        <w:outlineLvl w:val="1"/>
+        <w:rPr>
+          <w:rFonts w:ascii="Times New Roman" w:eastAsia="Times New Roman" w:hAnsi="Times New Roman" w:cs="Times New Roman"/>
+          <w:kern w:val="0"/>
+          <w:sz w:val="28"/>
+          <w:szCs w:val="28"/>
+          <w14:ligatures w14:val="none"/>
+        </w:rPr>
+      </w:pPr>
+      <w:r>
+        <w:rPr>
+          <w:rFonts w:ascii="Times New Roman" w:eastAsia="Times New Roman" w:hAnsi="Times New Roman" w:cs="Times New Roman"/>
+          <w:kern w:val="0"/>
+          <w:sz w:val="28"/>
+          <w:szCs w:val="28"/>
+          <w14:ligatures w14:val="none"/>
+        </w:rPr>
+        <w:t>Kanchan Dhakal</w:t>
+      </w:r>
+    </w:p>
+    <w:p>
+      <w:pPr>
+        <w:spacing w:before="100" w:beforeAutospacing="1" w:after="100" w:afterAutospacing="1" w:line="240" w:lineRule="auto"/>
+        <w:outlineLvl w:val="1"/>
+        <w:rPr>
+          <w:rFonts w:ascii="Times New Roman" w:eastAsia="Times New Roman" w:hAnsi="Times New Roman" w:cs="Times New Roman"/>
+          <w:kern w:val="0"/>
+          <w:sz w:val="28"/>
+          <w:szCs w:val="28"/>
+          <w14:ligatures w14:val="none"/>
+        </w:rPr>
+      </w:pPr>
+      <w:r>
+        <w:rPr>
+          <w:rFonts w:ascii="Times New Roman" w:eastAsia="Times New Roman" w:hAnsi="Times New Roman" w:cs="Times New Roman"/>
+          <w:kern w:val="0"/>
+          <w:sz w:val="28"/>
+          <w:szCs w:val="28"/>
+          <w14:ligatures w14:val="none"/>
+        </w:rPr>
+        <w:t>Shristi Parajuli</w:t>
+      </w:r>
+    </w:p>
+    <w:p>
+      <w:pPr>
+        <w:spacing w:before="100" w:beforeAutospacing="1" w:after="100" w:afterAutospacing="1" w:line="240" w:lineRule="auto"/>
+        <w:outlineLvl w:val="1"/>
+        <w:rPr>
+          <w:rFonts w:ascii="Times New Roman" w:eastAsia="Times New Roman" w:hAnsi="Times New Roman" w:cs="Times New Roman"/>
+          <w:kern w:val="0"/>
+          <w:sz w:val="28"/>
+          <w:szCs w:val="28"/>
+          <w14:ligatures w14:val="none"/>
+        </w:rPr>
+      </w:pPr>
+      <w:r>
+        <w:rPr>
+          <w:rFonts w:ascii="Times New Roman" w:eastAsia="Times New Roman" w:hAnsi="Times New Roman" w:cs="Times New Roman"/>
+          <w:kern w:val="0"/>
+          <w:sz w:val="28"/>
+          <w:szCs w:val="28"/>
+          <w14:ligatures w14:val="none"/>
+        </w:rPr>
+        <w:t>Faculty: BDSc</w:t>
+      </w:r>
+    </w:p>
+    <w:p>
+      <w:pPr>
+        <w:spacing w:before="100" w:beforeAutospacing="1" w:after="100" w:afterAutospacing="1" w:line="240" w:lineRule="auto"/>
+        <w:outlineLvl w:val="1"/>
+        <w:rPr>
+          <w:rFonts w:ascii="Times New Roman" w:eastAsia="Times New Roman" w:hAnsi="Times New Roman" w:cs="Times New Roman"/>
+          <w:kern w:val="0"/>
+          <w:sz w:val="28"/>
+          <w:szCs w:val="28"/>
+          <w14:ligatures w14:val="none"/>
+        </w:rPr>
+      </w:pPr>
+      <w:r>
+        <w:rPr>
+          <w:rFonts w:ascii="Times New Roman" w:eastAsia="Times New Roman" w:hAnsi="Times New Roman" w:cs="Times New Roman"/>
+          <w:kern w:val="0"/>
+          <w:sz w:val="28"/>
+          <w:szCs w:val="28"/>
+          <w14:ligatures w14:val="none"/>
+        </w:rPr>
+        <w:t xml:space="preserve"> Year: I Semester: II</w:t>
+      </w:r>
+    </w:p>
+    <w:p>
+      <w:pPr>
+        <w:spacing w:before="100" w:beforeAutospacing="1" w:after="100" w:afterAutospacing="1" w:line="240" w:lineRule="auto"/>
+        <w:jc w:val="center"/>
+        <w:outlineLvl w:val="1"/>
+        <w:rPr>
+          <w:rFonts w:ascii="Times New Roman" w:eastAsia="Times New Roman" w:hAnsi="Times New Roman" w:cs="Times New Roman"/>
+          <w:i/>
+          <w:iCs/>
+          <w:kern w:val="0"/>
+          <w:sz w:val="36"/>
+          <w:szCs w:val="36"/>
+          <w14:ligatures w14:val="none"/>
+        </w:rPr>
+      </w:pPr>
+    </w:p>
+    <w:p>
+      <w:pPr>
+        <w:spacing w:before="100" w:beforeAutospacing="1" w:after="100" w:afterAutospacing="1" w:line="240" w:lineRule="auto"/>
+        <w:outlineLvl w:val="0"/>
         <w:rPr>
           <w:rFonts w:ascii="Times New Roman" w:eastAsia="Times New Roman" w:hAnsi="Times New Roman" w:cs="Times New Roman"/>
           <w:b/>
@@ -26,17 +408,28 @@
           <w:szCs w:val="48"/>
           <w14:ligatures w14:val="none"/>
         </w:rPr>
-        <w:t>Project Proposal</w:t>
-      </w:r>
-    </w:p>
-    <w:p>
-      <w:pPr>
-        <w:spacing w:before="100" w:beforeAutospacing="1" w:after="100" w:afterAutospacing="1" w:line="240" w:lineRule="auto"/>
-        <w:outlineLvl w:val="1"/>
+      </w:pPr>
+      <w:r>
         <w:rPr>
           <w:rFonts w:ascii="Times New Roman" w:eastAsia="Times New Roman" w:hAnsi="Times New Roman" w:cs="Times New Roman"/>
           <w:b/>
           <w:bCs/>
+          <w:kern w:val="36"/>
+          <w:sz w:val="48"/>
+          <w:szCs w:val="48"/>
+          <w14:ligatures w14:val="none"/>
+        </w:rPr>
+        <w:t>Project Proposal</w:t>
+      </w:r>
+    </w:p>
+    <w:p>
+      <w:pPr>
+        <w:spacing w:before="100" w:beforeAutospacing="1" w:after="100" w:afterAutospacing="1" w:line="240" w:lineRule="auto"/>
+        <w:outlineLvl w:val="1"/>
+        <w:rPr>
+          <w:rFonts w:ascii="Times New Roman" w:eastAsia="Times New Roman" w:hAnsi="Times New Roman" w:cs="Times New Roman"/>
+          <w:b/>
+          <w:bCs/>
           <w:kern w:val="0"/>
           <w:sz w:val="36"/>
           <w:szCs w:val="36"/>
@@ -75,7 +468,6 @@
           <w:kern w:val="0"/>
           <w:sz w:val="36"/>
           <w:szCs w:val="36"/>
-          <w:lang w:val="en-US"/>
           <w14:ligatures w14:val="none"/>
         </w:rPr>
         <w:t>I</w:t>
@@ -100,7 +492,6 @@
           <w:kern w:val="0"/>
           <w:sz w:val="36"/>
           <w:szCs w:val="36"/>
-          <w:lang w:val="en-US"/>
           <w14:ligatures w14:val="none"/>
         </w:rPr>
         <w:t>A</w:t>
@@ -343,7 +734,6 @@
           <w:rFonts w:ascii="Times New Roman" w:eastAsia="Times New Roman" w:hAnsi="Times New Roman" w:cs="Times New Roman"/>
           <w:kern w:val="0"/>
           <w:szCs w:val="24"/>
-          <w:lang w:val="en-US"/>
           <w14:ligatures w14:val="none"/>
         </w:rPr>
         <w:t>To study the relationship between migration rate and remittance.</w:t>
@@ -436,7 +826,6 @@
           <w:rFonts w:ascii="Times New Roman" w:eastAsia="Times New Roman" w:hAnsi="Times New Roman" w:cs="Times New Roman"/>
           <w:kern w:val="0"/>
           <w:szCs w:val="24"/>
-          <w:lang w:val="en-US"/>
           <w14:ligatures w14:val="none"/>
         </w:rPr>
         <w:t>includes yearly</w:t>
@@ -455,7 +844,6 @@
           <w:rFonts w:ascii="Times New Roman" w:eastAsia="Times New Roman" w:hAnsi="Times New Roman" w:cs="Times New Roman"/>
           <w:kern w:val="0"/>
           <w:szCs w:val="24"/>
-          <w:lang w:val="en-US"/>
           <w14:ligatures w14:val="none"/>
         </w:rPr>
         <w:t>net</w:t>
@@ -474,7 +862,7 @@
       </w:r>
     </w:p>
     <w:p>
-      <w:hyperlink r:id="rId5" w:history="1">
+      <w:hyperlink r:id="rId7" w:history="1">
         <w:r>
           <w:rPr>
             <w:rStyle w:val="Hyperlink"/>
@@ -487,7 +875,7 @@
       </w:r>
     </w:p>
     <w:p>
-      <w:hyperlink r:id="rId6" w:history="1">
+      <w:hyperlink r:id="rId8" w:history="1">
         <w:r>
           <w:rPr>
             <w:rStyle w:val="Hyperlink"/>
@@ -505,7 +893,7 @@
           <w:tab w:val="left" w:pos="8592"/>
         </w:tabs>
       </w:pPr>
-      <w:hyperlink r:id="rId7" w:history="1">
+      <w:hyperlink r:id="rId9" w:history="1">
         <w:r>
           <w:rPr>
             <w:rStyle w:val="Hyperlink"/>
@@ -521,7 +909,7 @@
       </w:r>
     </w:p>
     <w:p>
-      <w:hyperlink r:id="rId8" w:history="1">
+      <w:hyperlink r:id="rId10" w:history="1">
         <w:r>
           <w:rPr>
             <w:rStyle w:val="Hyperlink"/>
@@ -536,12 +924,7 @@
       </w:r>
     </w:p>
     <w:p>
-      <w:pPr>
-        <w:rPr>
-          <w:lang w:val="en-US"/>
-        </w:rPr>
-      </w:pPr>
-      <w:hyperlink r:id="rId9" w:history="1">
+      <w:hyperlink r:id="rId11" w:history="1">
         <w:r>
           <w:rPr>
             <w:rStyle w:val="Hyperlink"/>
@@ -550,9 +933,6 @@
         </w:r>
       </w:hyperlink>
       <w:r>
-        <w:rPr>
-          <w:lang w:val="en-US"/>
-        </w:rPr>
         <w:t xml:space="preserve"> – Net-migration</w:t>
       </w:r>
     </w:p>
@@ -781,7 +1161,6 @@
           <w:rFonts w:ascii="Times New Roman" w:eastAsia="Times New Roman" w:hAnsi="Times New Roman" w:cs="Times New Roman"/>
           <w:kern w:val="0"/>
           <w:szCs w:val="24"/>
-          <w:lang w:val="en-US"/>
           <w14:ligatures w14:val="none"/>
         </w:rPr>
         <w:t xml:space="preserve">remittance inflow factors and </w:t>
@@ -800,7 +1179,6 @@
           <w:rFonts w:ascii="Times New Roman" w:eastAsia="Times New Roman" w:hAnsi="Times New Roman" w:cs="Times New Roman"/>
           <w:kern w:val="0"/>
           <w:szCs w:val="24"/>
-          <w:lang w:val="en-US"/>
           <w14:ligatures w14:val="none"/>
         </w:rPr>
         <w:t xml:space="preserve"> and</w:t>
@@ -819,7 +1197,6 @@
           <w:rFonts w:ascii="Times New Roman" w:eastAsia="Times New Roman" w:hAnsi="Times New Roman" w:cs="Times New Roman"/>
           <w:kern w:val="0"/>
           <w:szCs w:val="24"/>
-          <w:lang w:val="en-US"/>
           <w14:ligatures w14:val="none"/>
         </w:rPr>
         <w:t>.</w:t>
@@ -1163,7 +1540,7 @@
         <w:kern w:val="2"/>
         <w:sz w:val="24"/>
         <w:szCs w:val="21"/>
-        <w:lang w:eastAsia="en-US" w:bidi="ne-NP"/>
+        <w:lang w:val="en-US" w:eastAsia="en-US" w:bidi="ne-NP"/>
         <w14:ligatures w14:val="standardContextual"/>
       </w:rPr>
     </w:rPrDefault>
